--- a/docs/legal/review-2026-06-16/rj-ronald-j-antonelli/word/04-rj-legal-services-and-strategic-advisor-agreement.docx
+++ b/docs/legal/review-2026-06-16/rj-ronald-j-antonelli/word/04-rj-legal-services-and-strategic-advisor-agreement.docx
@@ -13,7 +13,7 @@
     </w:p>
     <w:p>
       <w:r>
-        <w:t>This Legal Services and Strategic Advisor Agreement (this "Agreement") is entered into as of [DATE] (the "Effective Date"), by and between LoLo Care Inc, a Delaware corporation (the "Company"), and Ronald J. Antonelli, a Raleigh, North Carolina-based lawyer ("Advisor" or "RJ").</w:t>
+        <w:t>This Legal Services and Strategic Advisor Agreement (this "Agreement") is entered into as of [DATE] (the "Effective Date"), by and between Lolo Care, Inc., a Delaware corporation (the "Company"), and Ronald J. Antonelli, a Raleigh, North Carolina-based lawyer ("Advisor" or "RJ").</w:t>
       </w:r>
     </w:p>
     <w:p>
@@ -742,7 +742,7 @@
     </w:p>
     <w:p>
       <w:r>
-        <w:t>LoLo Care Inc</w:t>
+        <w:t>Lolo Care, Inc.</w:t>
       </w:r>
     </w:p>
     <w:p>
